--- a/Panduan Pengguna SIMPRODI Desktop.docx
+++ b/Panduan Pengguna SIMPRODI Desktop.docx
@@ -2286,13 +2286,58 @@
       <w:pPr>
         <w:pStyle w:val="Heading2"/>
       </w:pPr>
+      <w:r>
+        <w:t>2.4 Dosen Wali &gt; Rekap Nilai</w:t>
+      </w:r>
+    </w:p>
+    <w:p>
+      <w:r>
+        <w:t>Gabungkan file nilai mahasiswa per mata kuliah (format hasil export "Evaluasi Ketercapaian MK"/OBE) jadi 1 file Excel - satu sheet per mata kuliah (disalin apa adanya, termasuk formatnya), diurutkan abjad berdasarkan nama mata kuliah, ditambah 1 sheet "Ringkasan" di depan berisi rekap kelulusan per mata kuliah dan daftar mahasiswa yang tidak lulus.</w:t>
+      </w:r>
+    </w:p>
+    <w:p>
+      <w:r>
+        <w:t>Fleksibel terhadap perbedaan format antar mata kuliah: kolom-kolom penting (NIM, Nama Mahasiswa, Status Kelulusan MK) dicari lewat teks headernya sendiri, bukan posisi kolom tetap - jadi tetap terbaca walau jumlah kolom penilaian (Sub-CPMK) di tiap mata kuliah berbeda-beda. Kalau ada file yang formatnya sama sekali tidak dikenali (bukan format Evaluasi Ketercapaian MK), sheet-nya tetap ikut digabung apa adanya, cuma tidak ikut dihitung di sheet Ringkasan (ditandai di kolom "Catatan").</w:t>
+      </w:r>
+    </w:p>
+    <w:p>
+      <w:r>
+        <w:t>Sheet "Ringkasan" (tab pertama) berisi 2 tabel: rekap per mata kuliah (jumlah mahasiswa, lulus, tidak lulus, % lulus), dan daftar mahasiswa yang tidak lulus (NIM, nama, jumlah mata kuliah gagal, daftar mata kuliah yang gagal) - diurutkan dari yang gagal paling banyak.</w:t>
+      </w:r>
+    </w:p>
+    <w:p>
+      <w:pPr>
+        <w:pStyle w:val="ListNumber"/>
+      </w:pPr>
+      <w:r>
+        <w:t>Pilih "Folder Kumpulan Nilai" - folder berisi 1 file Excel per mata kuliah (default: data/rekap-nilai).</w:t>
+      </w:r>
+    </w:p>
+    <w:p>
+      <w:pPr>
+        <w:pStyle w:val="ListNumber"/>
+      </w:pPr>
+      <w:r>
+        <w:t>Tentukan lokasi file hasil di "Simpan Hasil Sebagai".</w:t>
+      </w:r>
+    </w:p>
+    <w:p>
+      <w:pPr>
+        <w:pStyle w:val="ListNumber"/>
+      </w:pPr>
+      <w:r>
+        <w:t>Klik "Proses", lalu "Buka File Hasil".</w:t>
+      </w:r>
+    </w:p>
+    <w:p>
+      <w:pPr>
+        <w:pStyle w:val="Heading2"/>
+      </w:pPr>
       <w:bookmarkStart w:id="11" w:name="_Toc239016643"/>
       <w:r>
-        <w:t>2.4 M</w:t>
-      </w:r>
-      <w:r>
-        <w:t>ata Kuliah &gt; Buat Folder</w:t>
-      </w:r>
+        <w:t>2.5 Mata Kuliah &gt; Buat Folder</w:t>
+      </w:r>
+      <w:r/>
       <w:bookmarkEnd w:id="11"/>
     </w:p>
     <w:p>
@@ -2309,7 +2354,7 @@
       </w:pPr>
       <w:bookmarkStart w:id="12" w:name="_Toc239016644"/>
       <w:r>
-        <w:t>2.5 Sertifikasi &gt; Pengajuan Peserta</w:t>
+        <w:t>2.6 Sertifikasi &gt; Pengajuan Peserta</w:t>
       </w:r>
       <w:bookmarkEnd w:id="12"/>
     </w:p>
@@ -2380,11 +2425,9 @@
       </w:pPr>
       <w:bookmarkStart w:id="13" w:name="_Toc239016645"/>
       <w:r>
-        <w:t>2.6 Dokumen &gt; Bandingk</w:t>
-      </w:r>
-      <w:r>
-        <w:t>an Dokumen</w:t>
-      </w:r>
+        <w:t>2.7 Dokumen &gt; Bandingkan Dokumen</w:t>
+      </w:r>
+      <w:r/>
       <w:bookmarkEnd w:id="13"/>
     </w:p>
     <w:p>
@@ -3009,6 +3052,28 @@
             </w:pPr>
             <w:r>
               <w:t>data/surat-peringatan/sp-dan-do</w:t>
+            </w:r>
+          </w:p>
+        </w:tc>
+      </w:tr>
+      <w:tr>
+        <w:tc>
+          <w:tcPr>
+            <w:tcW w:type="dxa" w:w="4320"/>
+          </w:tcPr>
+          <w:p>
+            <w:r>
+              <w:t>Rekap Nilai - Folder Kumpulan Nilai &amp; Simpan Hasil Sebagai</w:t>
+            </w:r>
+          </w:p>
+        </w:tc>
+        <w:tc>
+          <w:tcPr>
+            <w:tcW w:type="dxa" w:w="4320"/>
+          </w:tcPr>
+          <w:p>
+            <w:r>
+              <w:t>data/rekap-nilai</w:t>
             </w:r>
           </w:p>
         </w:tc>

--- a/Panduan Pengguna SIMPRODI Desktop.docx
+++ b/Panduan Pengguna SIMPRODI Desktop.docx
@@ -2297,20 +2297,33 @@
     </w:p>
     <w:p>
       <w:r>
-        <w:t>Fleksibel terhadap perbedaan format antar mata kuliah: kolom-kolom penting (NIM, Nama Mahasiswa, Status Kelulusan MK) dicari lewat teks headernya sendiri, bukan posisi kolom tetap - jadi tetap terbaca walau jumlah kolom penilaian (Sub-CPMK) di tiap mata kuliah berbeda-beda. Kalau ada file yang formatnya sama sekali tidak dikenali (bukan format Evaluasi Ketercapaian MK), sheet-nya tetap ikut digabung apa adanya, cuma tidak ikut dihitung di sheet Ringkasan (ditandai di kolom "Catatan").</w:t>
+        <w:t>Fleksibel terhadap perbedaan format antar mata kuliah: kolom-kolom penting (NIM, Nama Mahasiswa, Status Kelulusan MK) dicari lewat teks headernya sendiri, bukan posisi kolom tetap - jadi tetap terbaca walau jumlah kolom penilaian (Sub-CPMK) di tiap mata kuliah berbeda-beda. Kalau ada file yang formatnya sama sekali tidak dikenali (bukan format Evaluasi Ketercapaian MK), sheet-nya tetap ikut digabung apa adanya, cuma tidak ikut dihitung di sheet Ringkasan (pesannya muncul di kolom "% Lulus" tabel rekap per mata kuliah, menggantikan angkanya).</w:t>
       </w:r>
     </w:p>
     <w:p>
       <w:r>
-        <w:t>Sheet "Ringkasan" (tab pertama) berisi 2 tabel: rekap per mata kuliah (jumlah mahasiswa, lulus, tidak lulus, % lulus), dan daftar mahasiswa yang tidak lulus (NIM, nama, jumlah mata kuliah gagal, daftar mata kuliah yang gagal) - diurutkan dari yang gagal paling banyak.</w:t>
+        <w:t>Opsional - deteksi pergantian dosen wali: isi "Folder Data Perwalian" dengan folder berisi PDF "Daftar Hadir Mahasiswa Pembimbingan Akademik" (form FM-FKT-02-01, boleh gabung beberapa semester/kelas sekaligus) supaya tabel mahasiswa tidak lulus ditambah kolom "Dosen Wali (Saat Ini)" dan dikelompokkan per dosen - berguna kalau dosen wali seorang mahasiswa sudah berganti sejak nilai itu diambil (mis. nilai semester 2 waktu dosen walinya masih A, sekarang sudah pindah ke dosen B - yang relevan menindak lanjuti adalah dosen B). Mahasiswa yang NIM-nya tidak ditemukan di file perwalian manapun yang dipilih ditandai "(Tidak ada di data perwalian)" dan ditaruh di bagian akhir tabel.</w:t>
       </w:r>
     </w:p>
     <w:p>
+      <w:r>
+        <w:t>Sheet "Ringkasan" (tab pertama) berisi 2 tabel: rekap per mata kuliah (jumlah mahasiswa, lulus, tidak lulus, % lulus), dan daftar mahasiswa yang tidak lulus (NIM, nama, jumlah mata kuliah gagal, daftar mata kuliah yang gagal, kolom "Catatan" kosong untuk dosen wali menandai tindak lanjut manual) - diurutkan dari yang gagal paling banyak.</w:t>
+      </w:r>
+    </w:p>
+    <w:p>
       <w:pPr>
         <w:pStyle w:val="ListNumber"/>
       </w:pPr>
       <w:r>
         <w:t>Pilih "Folder Kumpulan Nilai" - folder berisi 1 file Excel per mata kuliah (default: data/rekap-nilai).</w:t>
+      </w:r>
+    </w:p>
+    <w:p>
+      <w:pPr>
+        <w:pStyle w:val="ListNumber"/>
+      </w:pPr>
+      <w:r>
+        <w:t>Opsional: pilih "Folder Data Perwalian" (lihat penjelasan di atas) kalau butuh kolom dosen wali saat ini.</w:t>
       </w:r>
     </w:p>
     <w:p>
@@ -3074,6 +3087,28 @@
           <w:p>
             <w:r>
               <w:t>data/rekap-nilai</w:t>
+            </w:r>
+          </w:p>
+        </w:tc>
+      </w:tr>
+      <w:tr>
+        <w:tc>
+          <w:tcPr>
+            <w:tcW w:type="dxa" w:w="4320"/>
+          </w:tcPr>
+          <w:p>
+            <w:r>
+              <w:t>Rekap Nilai - Folder Data Perwalian (Opsional)</w:t>
+            </w:r>
+          </w:p>
+        </w:tc>
+        <w:tc>
+          <w:tcPr>
+            <w:tcW w:type="dxa" w:w="4320"/>
+          </w:tcPr>
+          <w:p>
+            <w:r>
+              <w:t>data/rekap-nilai/perwalian</w:t>
             </w:r>
           </w:p>
         </w:tc>

--- a/Panduan Pengguna SIMPRODI Desktop.docx
+++ b/Panduan Pengguna SIMPRODI Desktop.docx
@@ -2346,9 +2346,64 @@
       <w:pPr>
         <w:pStyle w:val="Heading2"/>
       </w:pPr>
+      <w:r>
+        <w:t>2.5 Dosen Wali &gt; Rekap Perwalian</w:t>
+      </w:r>
+    </w:p>
+    <w:p>
+      <w:r>
+        <w:t>Kebalikan alur dari "Rekap Nilai": tool itu mulai dari file nilai lalu (opsional) dicocokkan ke data perwalian; tool ini mulai dari roster perwalian - satu baris per SEMUA anak wali tiap dosen (bukan cuma yang kebetulan gagal), lalu nilainya dicari di seluruh folder data nilai yang dipilih (boleh lebih dari 1 folder/semester sekaligus dalam 1 kali proses).</w:t>
+      </w:r>
+    </w:p>
+    <w:p>
+      <w:r>
+        <w:t>Sheet "Ringkasan" (tab pertama) berisi 1 tabel: Dosen Wali, NIM, Nama, Jumlah MK Ditemukan, Jumlah MK Gagal, Daftar MK Gagal, dan kolom "Catatan" kosong untuk tindak lanjut manual - satu baris per mahasiswa di roster perwalian, dikelompokkan per dosen wali (abjad), di dalam tiap dosen wali yang gagal paling banyak ditaruh duluan.</w:t>
+      </w:r>
+    </w:p>
+    <w:p>
+      <w:r>
+        <w:t>Warna baris punya arti: MERAH = tidak lulus minimal 1 mata kuliah. ABU-ABU = "Jumlah MK Ditemukan" = 0, artinya TIDAK ADA data nilai mahasiswa itu di folder data nilai yang dipilih sama sekali (BUKAN berarti lulus semua) - kemungkinan datanya ada di folder semester lain yang belum diikutkan. Tidak berwarna = ditemukan datanya dan lulus semua.</w:t>
+      </w:r>
+    </w:p>
+    <w:p>
+      <w:pPr>
+        <w:pStyle w:val="ListNumber"/>
+      </w:pPr>
+      <w:r>
+        <w:t>Pilih "Folder Data Perwalian" (folder berisi PDF Daftar Hadir Pembimbingan Akademik, default: data/rekap-nilai/perwalian).</w:t>
+      </w:r>
+    </w:p>
+    <w:p>
+      <w:pPr>
+        <w:pStyle w:val="ListNumber"/>
+      </w:pPr>
+      <w:r>
+        <w:t>Tambahkan satu atau lebih "Folder-Folder Data Nilai" lewat tombol "Tambah Folder..." (bisa diulang untuk menambah beberapa folder semester sekaligus).</w:t>
+      </w:r>
+    </w:p>
+    <w:p>
+      <w:pPr>
+        <w:pStyle w:val="ListNumber"/>
+      </w:pPr>
+      <w:r>
+        <w:t>Tentukan lokasi file hasil di "Simpan Hasil Sebagai".</w:t>
+      </w:r>
+    </w:p>
+    <w:p>
+      <w:pPr>
+        <w:pStyle w:val="ListNumber"/>
+      </w:pPr>
+      <w:r>
+        <w:t>Klik "Proses", lalu "Buka File Hasil".</w:t>
+      </w:r>
+    </w:p>
+    <w:p>
+      <w:pPr>
+        <w:pStyle w:val="Heading2"/>
+      </w:pPr>
       <w:bookmarkStart w:id="11" w:name="_Toc239016643"/>
       <w:r>
-        <w:t>2.5 Mata Kuliah &gt; Buat Folder</w:t>
+        <w:t>2.6 Mata Kuliah &gt; Buat Folder</w:t>
       </w:r>
       <w:r/>
       <w:bookmarkEnd w:id="11"/>
@@ -2367,7 +2422,7 @@
       </w:pPr>
       <w:bookmarkStart w:id="12" w:name="_Toc239016644"/>
       <w:r>
-        <w:t>2.6 Sertifikasi &gt; Pengajuan Peserta</w:t>
+        <w:t>2.7 Sertifikasi &gt; Pengajuan Peserta</w:t>
       </w:r>
       <w:bookmarkEnd w:id="12"/>
     </w:p>
@@ -2438,7 +2493,7 @@
       </w:pPr>
       <w:bookmarkStart w:id="13" w:name="_Toc239016645"/>
       <w:r>
-        <w:t>2.7 Dokumen &gt; Bandingkan Dokumen</w:t>
+        <w:t>2.8 Dokumen &gt; Bandingkan Dokumen</w:t>
       </w:r>
       <w:r/>
       <w:bookmarkEnd w:id="13"/>
@@ -3109,6 +3164,50 @@
           <w:p>
             <w:r>
               <w:t>data/rekap-nilai/perwalian</w:t>
+            </w:r>
+          </w:p>
+        </w:tc>
+      </w:tr>
+      <w:tr>
+        <w:tc>
+          <w:tcPr>
+            <w:tcW w:type="dxa" w:w="4320"/>
+          </w:tcPr>
+          <w:p>
+            <w:r>
+              <w:t>Rekap Perwalian - Folder Data Perwalian</w:t>
+            </w:r>
+          </w:p>
+        </w:tc>
+        <w:tc>
+          <w:tcPr>
+            <w:tcW w:type="dxa" w:w="4320"/>
+          </w:tcPr>
+          <w:p>
+            <w:r>
+              <w:t>data/rekap-nilai/perwalian</w:t>
+            </w:r>
+          </w:p>
+        </w:tc>
+      </w:tr>
+      <w:tr>
+        <w:tc>
+          <w:tcPr>
+            <w:tcW w:type="dxa" w:w="4320"/>
+          </w:tcPr>
+          <w:p>
+            <w:r>
+              <w:t>Rekap Perwalian - Folder-Folder Data Nilai &amp; Simpan Hasil Sebagai</w:t>
+            </w:r>
+          </w:p>
+        </w:tc>
+        <w:tc>
+          <w:tcPr>
+            <w:tcW w:type="dxa" w:w="4320"/>
+          </w:tcPr>
+          <w:p>
+            <w:r>
+              <w:t>data/rekap-nilai</w:t>
             </w:r>
           </w:p>
         </w:tc>

--- a/Panduan Pengguna SIMPRODI Desktop.docx
+++ b/Panduan Pengguna SIMPRODI Desktop.docx
@@ -2297,17 +2297,22 @@
     </w:p>
     <w:p>
       <w:r>
-        <w:t>Fleksibel terhadap perbedaan format antar mata kuliah: kolom-kolom penting (NIM, Nama Mahasiswa, Status Kelulusan MK) dicari lewat teks headernya sendiri, bukan posisi kolom tetap - jadi tetap terbaca walau jumlah kolom penilaian (Sub-CPMK) di tiap mata kuliah berbeda-beda. Kalau ada file yang formatnya sama sekali tidak dikenali (bukan format Evaluasi Ketercapaian MK), sheet-nya tetap ikut digabung apa adanya, cuma tidak ikut dihitung di sheet Ringkasan (pesannya muncul di kolom "% Lulus" tabel rekap per mata kuliah, menggantikan angkanya).</w:t>
+        <w:t>Nama tiap sheet mata kuliah mengikuti "Nama Mata Kuliah - Kelas" (mis. "Kalkulus - IF-A Pagi") - penting kalau beberapa folder yang digabung punya mata kuliah yang sama tapi kelas paralel berbeda (IF-A/B/C, Pagi/Sore, dst). Batas nama sheet Excel cuma 31 karakter; kalau nama mata kuliahnya panjang, bagian KELAS diprioritaskan tetap utuh (nama mata kuliahnya yang dipotong duluan) - nama lengkapnya tetap kelihatan utuh di tabel "Rekap per Mata Kuliah" pada sheet Ringkasan.</w:t>
       </w:r>
     </w:p>
     <w:p>
       <w:r>
-        <w:t>Opsional - deteksi pergantian dosen wali: isi "Folder Data Perwalian" dengan folder berisi PDF "Daftar Hadir Mahasiswa Pembimbingan Akademik" (form FM-FKT-02-01, boleh gabung beberapa semester/kelas sekaligus) supaya tabel mahasiswa tidak lulus ditambah kolom "Dosen Wali (Saat Ini)" dan dikelompokkan per dosen - berguna kalau dosen wali seorang mahasiswa sudah berganti sejak nilai itu diambil (mis. nilai semester 2 waktu dosen walinya masih A, sekarang sudah pindah ke dosen B - yang relevan menindak lanjuti adalah dosen B). Mahasiswa yang NIM-nya tidak ditemukan di file perwalian manapun yang dipilih ditandai "(Tidak ada di data perwalian)" dan ditaruh di bagian akhir tabel.</w:t>
+        <w:t>Fleksibel terhadap perbedaan format antar mata kuliah: kolom-kolom penting (NIM, Nama Mahasiswa, Status Kelulusan MK) dicari lewat teks headernya sendiri, bukan posisi kolom tetap - jadi tetap terbaca walau jumlah kolom penilaian (Sub-CPMK) di tiap mata kuliah berbeda-beda. Kalau ada file yang formatnya sama sekali tidak dikenali (bukan format Evaluasi Ketercapaian MK), sheet-nya tetap ikut digabung apa adanya, cuma tidak ikut dihitung di sheet Ringkasan (pesannya muncul di kolom "% Lulus" tabel rekap per mata kuliah, menggantikan angkanya).</w:t>
       </w:r>
     </w:p>
     <w:p>
       <w:r>
-        <w:t>Sheet "Ringkasan" (tab pertama) berisi 2 tabel: rekap per mata kuliah (jumlah mahasiswa, lulus, tidak lulus, % lulus), dan daftar mahasiswa yang tidak lulus (NIM, nama, jumlah mata kuliah gagal, daftar mata kuliah yang gagal, kolom "Catatan" kosong untuk dosen wali menandai tindak lanjut manual) - diurutkan dari yang gagal paling banyak.</w:t>
+        <w:t>Opsional - deteksi pergantian dosen wali: isi "Folder Data Perwalian" dengan folder berisi PDF "Daftar Hadir Mahasiswa Pembimbingan Akademik" (form FM-FKT-02-01, boleh gabung beberapa semester/kelas sekaligus) supaya tabel mahasiswa tidak lulus ditambah kolom "Dosen Wali (Saat Ini)" dan dikelompokkan per dosen - berguna kalau dosen wali seorang mahasiswa sudah berganti sejak nilai itu diambil (mis. nilai semester 2 waktu dosen walinya masih A, sekarang sudah pindah ke dosen B - yang relevan menindak lanjuti adalah dosen B). Mahasiswa yang NIM-nya tidak ditemukan di file perwalian manapun yang dipilih ditandai "(Tidak ada di data perwalian)" dan ditaruh di bagian akhir tabel.</w:t>
+      </w:r>
+    </w:p>
+    <w:p>
+      <w:r>
+        <w:t>Sheet "Ringkasan" (tab pertama) berisi 2 tabel: rekap per mata kuliah (mata kuliah, kelas, dosen, jumlah mahasiswa, lulus, tidak lulus, % lulus), dan daftar mahasiswa yang tidak lulus (NIM, nama, jumlah mata kuliah gagal, daftar mata kuliah yang gagal, kolom "Catatan" kosong untuk dosen wali menandai tindak lanjut manual) - diurutkan dari yang gagal paling banyak.</w:t>
       </w:r>
     </w:p>
     <w:p>

--- a/Panduan Pengguna SIMPRODI Desktop.docx
+++ b/Panduan Pengguna SIMPRODI Desktop.docx
@@ -2368,6 +2368,11 @@
     <w:p>
       <w:r>
         <w:t>Warna baris punya arti: MERAH = tidak lulus minimal 1 mata kuliah. ABU-ABU = "Jumlah MK Ditemukan" = 0, artinya TIDAK ADA data nilai mahasiswa itu di folder data nilai yang dipilih sama sekali (BUKAN berarti lulus semua) - kemungkinan datanya ada di folder semester lain yang belum diikutkan. Tidak berwarna = ditemukan datanya dan lulus semua.</w:t>
+      </w:r>
+    </w:p>
+    <w:p>
+      <w:r>
+        <w:t>Sheet per mata kuliah di sini BEDA dari "Rekap Nilai": bukan salinan mentah 1 sheet per kelas, tapi 1 sheet GABUNGAN per NAMA mata kuliah (mis. semua kelas paralel Basis Data - IF-A Pagi, IF-A Sore, IF-B Pagi, dst - jadi satu sheet "Basis Data" saja), cuma berisi kolom NIM, Nama, Kelas, Dosen Pengajar, Nilai Huruf MK, dan Status Kelulusan MK - dosen wali cukup buka 1 sheet untuk lihat semua mahasiswa di mata kuliah itu lintas kelas, kolom Kelas dan Dosen Pengajar menjaga konteks asal tiap baris tetap jelas.</w:t>
       </w:r>
     </w:p>
     <w:p>

--- a/Panduan Pengguna SIMPRODI Desktop.docx
+++ b/Panduan Pengguna SIMPRODI Desktop.docx
@@ -2287,32 +2287,35 @@
         <w:pStyle w:val="Heading2"/>
       </w:pPr>
       <w:r>
-        <w:t>2.4 Dosen Wali &gt; Rekap Nilai</w:t>
+        <w:t>2.4 Dosen Wali &gt; Rekap Perwalian</w:t>
       </w:r>
     </w:p>
     <w:p>
       <w:r>
-        <w:t>Gabungkan file nilai mahasiswa per mata kuliah (format hasil export "Evaluasi Ketercapaian MK"/OBE) jadi 1 file Excel - satu sheet per mata kuliah (disalin apa adanya, termasuk formatnya), diurutkan abjad berdasarkan nama mata kuliah, ditambah 1 sheet "Ringkasan" di depan berisi rekap kelulusan per mata kuliah dan daftar mahasiswa yang tidak lulus.</w:t>
+        <w:t>Mulai dari roster perwalian (bukan dari file nilai) - satu baris per SEMUA anak wali tiap dosen (bukan cuma yang kebetulan gagal), lalu nilainya dicari di seluruh folder data nilai yang dipilih (boleh lebih dari 1 folder/semester sekaligus dalam 1 kali proses).</w:t>
       </w:r>
     </w:p>
     <w:p>
       <w:r>
-        <w:t>Nama tiap sheet mata kuliah mengikuti "Nama Mata Kuliah - Kelas" (mis. "Kalkulus - IF-A Pagi") - penting kalau beberapa folder yang digabung punya mata kuliah yang sama tapi kelas paralel berbeda (IF-A/B/C, Pagi/Sore, dst). Batas nama sheet Excel cuma 31 karakter; kalau nama mata kuliahnya panjang, bagian KELAS diprioritaskan tetap utuh (nama mata kuliahnya yang dipotong duluan) - nama lengkapnya tetap kelihatan utuh di tabel "Rekap per Mata Kuliah" pada sheet Ringkasan.</w:t>
+        <w:t>Sheet "Ringkasan" (tab pertama) berisi 1 tabel: Dosen Wali, NIM, Nama, Jumlah MK Ditemukan, Jumlah MK Gagal, Daftar MK Gagal, dan kolom "Catatan" kosong untuk tindak lanjut manual - satu baris per mahasiswa di roster perwalian, dikelompokkan per dosen wali (abjad), di dalam tiap dosen wali yang gagal paling banyak ditaruh duluan.</w:t>
       </w:r>
     </w:p>
     <w:p>
       <w:r>
-        <w:t>Fleksibel terhadap perbedaan format antar mata kuliah: kolom-kolom penting (NIM, Nama Mahasiswa, Status Kelulusan MK) dicari lewat teks headernya sendiri, bukan posisi kolom tetap - jadi tetap terbaca walau jumlah kolom penilaian (Sub-CPMK) di tiap mata kuliah berbeda-beda. Kalau ada file yang formatnya sama sekali tidak dikenali (bukan format Evaluasi Ketercapaian MK), sheet-nya tetap ikut digabung apa adanya, cuma tidak ikut dihitung di sheet Ringkasan (pesannya muncul di kolom "% Lulus" tabel rekap per mata kuliah, menggantikan angkanya).</w:t>
+        <w:t>Warna baris punya arti: MERAH = tidak lulus minimal 1 mata kuliah. ABU-ABU = "Jumlah MK Ditemukan" = 0, artinya TIDAK ADA data nilai mahasiswa itu di folder data nilai yang dipilih sama sekali (BUKAN berarti lulus semua) - kemungkinan datanya ada di folder semester lain yang belum diikutkan. Tidak berwarna = ditemukan datanya dan lulus semua.</w:t>
       </w:r>
     </w:p>
     <w:p>
       <w:r>
-        <w:t>Opsional - deteksi pergantian dosen wali: isi "Folder Data Perwalian" dengan folder berisi PDF "Daftar Hadir Mahasiswa Pembimbingan Akademik" (form FM-FKT-02-01, boleh gabung beberapa semester/kelas sekaligus) supaya tabel mahasiswa tidak lulus ditambah kolom "Dosen Wali (Saat Ini)" dan dikelompokkan per dosen - berguna kalau dosen wali seorang mahasiswa sudah berganti sejak nilai itu diambil (mis. nilai semester 2 waktu dosen walinya masih A, sekarang sudah pindah ke dosen B - yang relevan menindak lanjuti adalah dosen B). Mahasiswa yang NIM-nya tidak ditemukan di file perwalian manapun yang dipilih ditandai "(Tidak ada di data perwalian)" dan ditaruh di bagian akhir tabel.</w:t>
+        <w:t>Sheet per mata kuliah berupa 1 sheet GABUNGAN per NAMA mata kuliah (mis. semua kelas paralel Basis Data - IF-A Pagi, IF-A Sore, IF-B Pagi, dst - jadi satu sheet "Basis Data" saja, bukan sheet terpisah per kelas), berisi kolom NIM, Nama, Kelas, Dosen Pengajar, Nilai Huruf MK, dan Status Kelulusan MK - dosen wali cukup buka 1 sheet untuk lihat semua mahasiswa di mata kuliah itu lintas kelas, kolom Kelas dan Dosen Pengajar menjaga konteks asal tiap baris tetap jelas.</w:t>
       </w:r>
     </w:p>
     <w:p>
-      <w:r>
-        <w:t>Sheet "Ringkasan" (tab pertama) berisi 2 tabel: rekap per mata kuliah (mata kuliah, kelas, dosen, jumlah mahasiswa, lulus, tidak lulus, % lulus), dan daftar mahasiswa yang tidak lulus (NIM, nama, jumlah mata kuliah gagal, daftar mata kuliah yang gagal, kolom "Catatan" kosong untuk dosen wali menandai tindak lanjut manual) - diurutkan dari yang gagal paling banyak.</w:t>
+      <w:pPr>
+        <w:pStyle w:val="ListNumber"/>
+      </w:pPr>
+      <w:r>
+        <w:t>Pilih "Folder Data Perwalian" (folder berisi PDF Daftar Hadir Pembimbingan Akademik, default: data/rekap-nilai/perwalian).</w:t>
       </w:r>
     </w:p>
     <w:p>
@@ -2320,7 +2323,7 @@
         <w:pStyle w:val="ListNumber"/>
       </w:pPr>
       <w:r>
-        <w:t>Pilih "Folder Kumpulan Nilai" - folder berisi 1 file Excel per mata kuliah (default: data/rekap-nilai).</w:t>
+        <w:t>Tambahkan satu atau lebih "Folder-Folder Data Nilai" lewat tombol "Tambah Folder..." (bisa diulang untuk menambah beberapa folder semester sekaligus).</w:t>
       </w:r>
     </w:p>
     <w:p>
@@ -2328,7 +2331,7 @@
         <w:pStyle w:val="ListNumber"/>
       </w:pPr>
       <w:r>
-        <w:t>Opsional: pilih "Folder Data Perwalian" (lihat penjelasan di atas) kalau butuh kolom dosen wali saat ini.</w:t>
+        <w:t>Tentukan lokasi file hasil di "Simpan Hasil Sebagai".</w:t>
       </w:r>
     </w:p>
     <w:p>
@@ -2336,84 +2339,16 @@
         <w:pStyle w:val="ListNumber"/>
       </w:pPr>
       <w:r>
-        <w:t>Tentukan lokasi file hasil di "Simpan Hasil Sebagai".</w:t>
+        <w:t>Klik "Proses", lalu "Buka File Hasil".</w:t>
       </w:r>
     </w:p>
     <w:p>
       <w:pPr>
-        <w:pStyle w:val="ListNumber"/>
-      </w:pPr>
-      <w:r>
-        <w:t>Klik "Proses", lalu "Buka File Hasil".</w:t>
-      </w:r>
-    </w:p>
-    <w:p>
-      <w:pPr>
         <w:pStyle w:val="Heading2"/>
       </w:pPr>
-      <w:r>
-        <w:t>2.5 Dosen Wali &gt; Rekap Perwalian</w:t>
-      </w:r>
-    </w:p>
-    <w:p>
-      <w:r>
-        <w:t>Kebalikan alur dari "Rekap Nilai": tool itu mulai dari file nilai lalu (opsional) dicocokkan ke data perwalian; tool ini mulai dari roster perwalian - satu baris per SEMUA anak wali tiap dosen (bukan cuma yang kebetulan gagal), lalu nilainya dicari di seluruh folder data nilai yang dipilih (boleh lebih dari 1 folder/semester sekaligus dalam 1 kali proses).</w:t>
-      </w:r>
-    </w:p>
-    <w:p>
-      <w:r>
-        <w:t>Sheet "Ringkasan" (tab pertama) berisi 1 tabel: Dosen Wali, NIM, Nama, Jumlah MK Ditemukan, Jumlah MK Gagal, Daftar MK Gagal, dan kolom "Catatan" kosong untuk tindak lanjut manual - satu baris per mahasiswa di roster perwalian, dikelompokkan per dosen wali (abjad), di dalam tiap dosen wali yang gagal paling banyak ditaruh duluan.</w:t>
-      </w:r>
-    </w:p>
-    <w:p>
-      <w:r>
-        <w:t>Warna baris punya arti: MERAH = tidak lulus minimal 1 mata kuliah. ABU-ABU = "Jumlah MK Ditemukan" = 0, artinya TIDAK ADA data nilai mahasiswa itu di folder data nilai yang dipilih sama sekali (BUKAN berarti lulus semua) - kemungkinan datanya ada di folder semester lain yang belum diikutkan. Tidak berwarna = ditemukan datanya dan lulus semua.</w:t>
-      </w:r>
-    </w:p>
-    <w:p>
-      <w:r>
-        <w:t>Sheet per mata kuliah di sini BEDA dari "Rekap Nilai": bukan salinan mentah 1 sheet per kelas, tapi 1 sheet GABUNGAN per NAMA mata kuliah (mis. semua kelas paralel Basis Data - IF-A Pagi, IF-A Sore, IF-B Pagi, dst - jadi satu sheet "Basis Data" saja), cuma berisi kolom NIM, Nama, Kelas, Dosen Pengajar, Nilai Huruf MK, dan Status Kelulusan MK - dosen wali cukup buka 1 sheet untuk lihat semua mahasiswa di mata kuliah itu lintas kelas, kolom Kelas dan Dosen Pengajar menjaga konteks asal tiap baris tetap jelas.</w:t>
-      </w:r>
-    </w:p>
-    <w:p>
-      <w:pPr>
-        <w:pStyle w:val="ListNumber"/>
-      </w:pPr>
-      <w:r>
-        <w:t>Pilih "Folder Data Perwalian" (folder berisi PDF Daftar Hadir Pembimbingan Akademik, default: data/rekap-nilai/perwalian).</w:t>
-      </w:r>
-    </w:p>
-    <w:p>
-      <w:pPr>
-        <w:pStyle w:val="ListNumber"/>
-      </w:pPr>
-      <w:r>
-        <w:t>Tambahkan satu atau lebih "Folder-Folder Data Nilai" lewat tombol "Tambah Folder..." (bisa diulang untuk menambah beberapa folder semester sekaligus).</w:t>
-      </w:r>
-    </w:p>
-    <w:p>
-      <w:pPr>
-        <w:pStyle w:val="ListNumber"/>
-      </w:pPr>
-      <w:r>
-        <w:t>Tentukan lokasi file hasil di "Simpan Hasil Sebagai".</w:t>
-      </w:r>
-    </w:p>
-    <w:p>
-      <w:pPr>
-        <w:pStyle w:val="ListNumber"/>
-      </w:pPr>
-      <w:r>
-        <w:t>Klik "Proses", lalu "Buka File Hasil".</w:t>
-      </w:r>
-    </w:p>
-    <w:p>
-      <w:pPr>
-        <w:pStyle w:val="Heading2"/>
-      </w:pPr>
       <w:bookmarkStart w:id="11" w:name="_Toc239016643"/>
       <w:r>
-        <w:t>2.6 Mata Kuliah &gt; Buat Folder</w:t>
+        <w:t>2.5 Mata Kuliah &gt; Buat Folder</w:t>
       </w:r>
       <w:r/>
       <w:bookmarkEnd w:id="11"/>
@@ -2432,7 +2367,7 @@
       </w:pPr>
       <w:bookmarkStart w:id="12" w:name="_Toc239016644"/>
       <w:r>
-        <w:t>2.7 Sertifikasi &gt; Pengajuan Peserta</w:t>
+        <w:t>2.6 Sertifikasi &gt; Pengajuan Peserta</w:t>
       </w:r>
       <w:bookmarkEnd w:id="12"/>
     </w:p>
@@ -2503,7 +2438,7 @@
       </w:pPr>
       <w:bookmarkStart w:id="13" w:name="_Toc239016645"/>
       <w:r>
-        <w:t>2.8 Dokumen &gt; Bandingkan Dokumen</w:t>
+        <w:t>2.7 Dokumen &gt; Bandingkan Dokumen</w:t>
       </w:r>
       <w:r/>
       <w:bookmarkEnd w:id="13"/>
@@ -3130,50 +3065,6 @@
             </w:pPr>
             <w:r>
               <w:t>data/surat-peringatan/sp-dan-do</w:t>
-            </w:r>
-          </w:p>
-        </w:tc>
-      </w:tr>
-      <w:tr>
-        <w:tc>
-          <w:tcPr>
-            <w:tcW w:type="dxa" w:w="4320"/>
-          </w:tcPr>
-          <w:p>
-            <w:r>
-              <w:t>Rekap Nilai - Folder Kumpulan Nilai &amp; Simpan Hasil Sebagai</w:t>
-            </w:r>
-          </w:p>
-        </w:tc>
-        <w:tc>
-          <w:tcPr>
-            <w:tcW w:type="dxa" w:w="4320"/>
-          </w:tcPr>
-          <w:p>
-            <w:r>
-              <w:t>data/rekap-nilai</w:t>
-            </w:r>
-          </w:p>
-        </w:tc>
-      </w:tr>
-      <w:tr>
-        <w:tc>
-          <w:tcPr>
-            <w:tcW w:type="dxa" w:w="4320"/>
-          </w:tcPr>
-          <w:p>
-            <w:r>
-              <w:t>Rekap Nilai - Folder Data Perwalian (Opsional)</w:t>
-            </w:r>
-          </w:p>
-        </w:tc>
-        <w:tc>
-          <w:tcPr>
-            <w:tcW w:type="dxa" w:w="4320"/>
-          </w:tcPr>
-          <w:p>
-            <w:r>
-              <w:t>data/rekap-nilai/perwalian</w:t>
             </w:r>
           </w:p>
         </w:tc>

--- a/Panduan Pengguna SIMPRODI Desktop.docx
+++ b/Panduan Pengguna SIMPRODI Desktop.docx
@@ -2287,7 +2287,7 @@
         <w:pStyle w:val="Heading2"/>
       </w:pPr>
       <w:r>
-        <w:t>2.4 Dosen Wali &gt; Rekap Perwalian</w:t>
+        <w:t>2.4 Dosen Wali &gt; Rekap Nilai</w:t>
       </w:r>
     </w:p>
     <w:p>
@@ -2311,11 +2311,8 @@
       </w:r>
     </w:p>
     <w:p>
-      <w:pPr>
-        <w:pStyle w:val="ListNumber"/>
-      </w:pPr>
-      <w:r>
-        <w:t>Pilih "Folder Data Perwalian" (folder berisi PDF Daftar Hadir Pembimbingan Akademik, default: data/rekap-nilai/perwalian).</w:t>
+      <w:r>
+        <w:t>Opsional - centang "Pecah juga per dosen wali" untuk sekaligus membuat 1 file Excel TERPISAH per dosen wali (cuma berisi anak wali dosen itu sendiri, tanpa kolom "Dosen Wali" karena sudah jelas dari filenya), siap dikirim langsung ke masing-masing dosen wali - disimpan di folder baru "&lt;nama file hasil&gt; - Per Dosen Wali" sebelah file hasil utama.</w:t>
       </w:r>
     </w:p>
     <w:p>
@@ -2323,7 +2320,7 @@
         <w:pStyle w:val="ListNumber"/>
       </w:pPr>
       <w:r>
-        <w:t>Tambahkan satu atau lebih "Folder-Folder Data Nilai" lewat tombol "Tambah Folder..." (bisa diulang untuk menambah beberapa folder semester sekaligus).</w:t>
+        <w:t>Pilih "Folder Data Perwalian" (folder berisi PDF Daftar Hadir Pembimbingan Akademik, default: data/rekap-nilai/perwalian).</w:t>
       </w:r>
     </w:p>
     <w:p>
@@ -2331,7 +2328,23 @@
         <w:pStyle w:val="ListNumber"/>
       </w:pPr>
       <w:r>
+        <w:t>Tambahkan satu atau lebih "Folder-Folder Data Nilai" lewat tombol "Tambah Folder..." (bisa diulang untuk menambah beberapa folder semester sekaligus).</w:t>
+      </w:r>
+    </w:p>
+    <w:p>
+      <w:pPr>
+        <w:pStyle w:val="ListNumber"/>
+      </w:pPr>
+      <w:r>
         <w:t>Tentukan lokasi file hasil di "Simpan Hasil Sebagai".</w:t>
+      </w:r>
+    </w:p>
+    <w:p>
+      <w:pPr>
+        <w:pStyle w:val="ListNumber"/>
+      </w:pPr>
+      <w:r>
+        <w:t>Opsional: centang "Pecah juga per dosen wali" kalau mau file terpisah siap kirim per dosen wali (lihat penjelasan di atas).</w:t>
       </w:r>
     </w:p>
     <w:p>
@@ -3076,7 +3089,7 @@
           </w:tcPr>
           <w:p>
             <w:r>
-              <w:t>Rekap Perwalian - Folder Data Perwalian</w:t>
+              <w:t>Rekap Nilai - Folder Data Perwalian</w:t>
             </w:r>
           </w:p>
         </w:tc>
@@ -3098,7 +3111,7 @@
           </w:tcPr>
           <w:p>
             <w:r>
-              <w:t>Rekap Perwalian - Folder-Folder Data Nilai &amp; Simpan Hasil Sebagai</w:t>
+              <w:t>Rekap Nilai - Folder-Folder Data Nilai &amp; Simpan Hasil Sebagai</w:t>
             </w:r>
           </w:p>
         </w:tc>

--- a/Panduan Pengguna SIMPRODI Desktop.docx
+++ b/Panduan Pengguna SIMPRODI Desktop.docx
@@ -2297,7 +2297,7 @@
     </w:p>
     <w:p>
       <w:r>
-        <w:t>Sheet "Ringkasan" (tab pertama) berisi 1 tabel: Dosen Wali, NIM, Nama, Jumlah MK Ditemukan, Jumlah MK Gagal, Daftar MK Gagal, dan kolom "Catatan" kosong untuk tindak lanjut manual - satu baris per mahasiswa di roster perwalian, dikelompokkan per dosen wali (abjad), di dalam tiap dosen wali yang gagal paling banyak ditaruh duluan.</w:t>
+        <w:t>Sheet "Ringkasan" (tab pertama) berisi 1 tabel: Dosen Wali, Kelas, Semester, NIM, Nama, Jumlah MK Ditemukan, Jumlah MK Gagal, Daftar MK Gagal, dan kolom "Catatan" kosong untuk tindak lanjut manual - satu baris per mahasiswa di roster perwalian, dikelompokkan per dosen wali (abjad) lalu per kelas dan semester (satu dosen bisa jadi wali lebih dari 1 kelompok sekaligus, mis. kelas peminatan di semester lain - kolom Kelas dan Semester WAJIB dilihat berbarengan karena kadang kelasnya kebetulan sama walau kelompoknya beda), di dalam tiap kelompok yang gagal paling banyak ditaruh duluan.</w:t>
       </w:r>
     </w:p>
     <w:p>
@@ -2312,7 +2312,7 @@
     </w:p>
     <w:p>
       <w:r>
-        <w:t>Opsional - centang "Pecah juga per dosen wali" untuk sekaligus membuat 1 file Excel TERPISAH per dosen wali (cuma berisi anak wali dosen itu sendiri, tanpa kolom "Dosen Wali" karena sudah jelas dari filenya), siap dikirim langsung ke masing-masing dosen wali - disimpan di folder baru "&lt;nama file hasil&gt; - Per Dosen Wali" sebelah file hasil utama.</w:t>
+        <w:t>Opsional - centang "Pecah juga per dosen wali" untuk sekaligus membuat 1 file Excel TERPISAH per dosen wali PER KELOMPOK perwaliannya (kelas + semester) - satu dosen yang jadi wali lebih dari 1 kelompok sekaligus akan dapat file terpisah untuk tiap kelompoknya (mis. "... - IFB (Semester 5).xlsx" dan "... - IFB (Semester 7).xlsx" terpisah, bukan digabung jadi satu), tanpa kolom "Dosen Wali"/"Kelas"/"Semester" karena sudah jelas dari nama filenya, siap dikirim langsung ke masing-masing dosen wali - disimpan di folder baru "&lt;nama file hasil&gt; - Per Dosen Wali" sebelah file hasil utama.</w:t>
       </w:r>
     </w:p>
     <w:p>

--- a/Panduan Pengguna SIMPRODI Desktop.docx
+++ b/Panduan Pengguna SIMPRODI Desktop.docx
@@ -2307,7 +2307,7 @@
     </w:p>
     <w:p>
       <w:r>
-        <w:t>Sheet per mata kuliah berupa 1 sheet GABUNGAN per NAMA mata kuliah (mis. semua kelas paralel Basis Data - IF-A Pagi, IF-A Sore, IF-B Pagi, dst - jadi satu sheet "Basis Data" saja, bukan sheet terpisah per kelas), berisi kolom NIM, Nama, Kelas, Dosen Pengajar, Nilai Huruf MK, dan Status Kelulusan MK - dosen wali cukup buka 1 sheet untuk lihat semua mahasiswa di mata kuliah itu lintas kelas, kolom Kelas dan Dosen Pengajar menjaga konteks asal tiap baris tetap jelas.</w:t>
+        <w:t>Sheet per mata kuliah berupa 1 sheet GABUNGAN per NAMA mata kuliah (mis. semua kelas paralel Basis Data - IF-A Pagi, IF-A Sore, IF-B Pagi, dst - jadi satu sheet "Basis Data" saja, bukan sheet terpisah per kelas), isinya RINCIAN NILAI APA ADANYA seperti di file daftar nilai asli (header &amp; kolom Sub-CPMK disalin dari file kelas pertama - asumsinya format penilaian sama persis antar kelas paralel mata kuliah yang sama), ditambah kolom "Kelas" dan "Dosen Pengajar" di ujung kanan supaya konteks tiap baris tetap jelas. Kalau ternyata ada kelas yang jumlah kolomnya beda dari kelas lain di mata kuliah yang sama, datanya tetap ikut digabung (tidak ada yang hilang) tapi muncul sebagai catatan "Perhatian" di Log aplikasi, karena kolomnya mungkin tidak sejajar sempurna.</w:t>
       </w:r>
     </w:p>
     <w:p>

--- a/Panduan Pengguna SIMPRODI Desktop.docx
+++ b/Panduan Pengguna SIMPRODI Desktop.docx
@@ -2312,7 +2312,7 @@
     </w:p>
     <w:p>
       <w:r>
-        <w:t>Opsional - centang "Pecah juga per dosen wali" untuk sekaligus membuat 1 file Excel TERPISAH per dosen wali PER KELOMPOK perwaliannya (kelas + semester) - satu dosen yang jadi wali lebih dari 1 kelompok sekaligus akan dapat file terpisah untuk tiap kelompoknya (mis. "... - IFB (Semester 5).xlsx" dan "... - IFB (Semester 7).xlsx" terpisah, bukan digabung jadi satu), tanpa kolom "Dosen Wali"/"Kelas"/"Semester" karena sudah jelas dari nama filenya, siap dikirim langsung ke masing-masing dosen wali - disimpan di folder baru "&lt;nama file hasil&gt; - Per Dosen Wali" sebelah file hasil utama.</w:t>
+        <w:t>Opsional - centang "Pecah juga per dosen wali" untuk sekaligus membuat 1 file Excel TERPISAH per dosen wali PER KELOMPOK perwaliannya (kelas + semester) - satu dosen yang jadi wali lebih dari 1 kelompok sekaligus akan dapat file terpisah untuk tiap kelompoknya (mis. "... - IFB (Semester 5).xlsx" dan "... - IFB (Semester 7).xlsx" terpisah, bukan digabung jadi satu), tanpa kolom "Dosen Wali"/"Kelas"/"Semester" karena sudah jelas dari nama filenya, siap dikirim langsung ke masing-masing dosen wali - disimpan di folder baru "&lt;nama file hasil&gt; - Per Dosen Wali" sebelah file hasil utama. Tiap file pecahan juga ikut membawa sheet rincian nilai lengkap per mata kuliah seperti di file gabungan (bukan cuma sheet Ringkasan) - bedanya sudah difilter cuma baris anak wali dosen itu sendiri di kelompok itu, dan mata kuliah yang tidak ada satu pun anak walinya di situ tidak dapat sheet sama sekali.</w:t>
       </w:r>
     </w:p>
     <w:p>

--- a/Panduan Pengguna SIMPRODI Desktop.docx
+++ b/Panduan Pengguna SIMPRODI Desktop.docx
@@ -1910,7 +1910,7 @@
         <w:pStyle w:val="ListBullet"/>
       </w:pPr>
       <w:r>
-        <w:t>Rekap Non-Aktif: mahasiswa yang non-aktif 4 semester berturut-turut atau lebih.</w:t>
+        <w:t>Rekap Non-Aktif: SEMUA mahasiswa yang masih non-aktif di semester yang sedang diproses (tanpa batas minimum semester non-aktif), disertai kolom "Semester" (semester tempuh saat itu) supaya mudah dipilah mana yang sudah jadi tanggung jawab prodi - semester 9 ke atas, sudah lewat masa studi normal.</w:t>
       </w:r>
     </w:p>
     <w:p>

--- a/Panduan Pengguna SIMPRODI Desktop.docx
+++ b/Panduan Pengguna SIMPRODI Desktop.docx
@@ -1845,10 +1845,10 @@
     </w:p>
     <w:p>
       <w:r>
-        <w:t>Data mentah aktif/non-aktif/lulus (hasil export a</w:t>
-      </w:r>
-      <w:r>
-        <w:t>kademik: Nim, Nama, Program Studi, Ipk, Total Sks Lulus, dst) hanya diisi untuk SEMESTER YANG SEDANG DIPROSES - riwayat semester-semester sebelumnya cukup lewat folder rekap SP/DO.</w:t>
+        <w:t xml:space="preserve">Data mentah aktif/non-aktif/lulus (hasil export akademik: Nim, Nama, Program Studi, Ipk, Total Sks Lulus, dst) hanya diisi untuk SEMESTER YANG SEDANG DIPROSES - riwayat semester-semester sebelumnya cukup </w:t>
+      </w:r>
+      <w:r>
+        <w:t>lewat folder rekap SP/DO. File aktif dan non-aktif untuk semester ini harus semester yang sama satu sama lain (lihat langkah di bawah).</w:t>
       </w:r>
     </w:p>
     <w:p>
@@ -2191,7 +2191,7 @@
         <w:t>Untuk cara A/B: di "File Mahasiswa Aktif" dan "File Mahasiswa Non-Aktif", tambahkan file data SEMESTER YANG SEDANG DIPROSES s</w:t>
       </w:r>
       <w:r>
-        <w:t>aja (bukan riwayat lama).</w:t>
+        <w:t>aja (bukan riwayat lama) - KEDUANYA harus semester yang SAMA (mis. kalau mau proses Genap 2025-2026, isi file Aktif Genap 2025-2026 DAN Non-Aktif Genap 2025-2026, jangan beda semester), karena semesternya dideteksi otomatis dari nama file, bukan dari urutan dipilihnya.</w:t>
       </w:r>
     </w:p>
     <w:p>
